--- a/docs/课程设计报告.docx
+++ b/docs/课程设计报告.docx
@@ -1099,29 +1099,7 @@
           <w:sz w:val="21"/>
           <w:szCs w:val="21"/>
         </w:rPr>
-        <w:t xml:space="preserve">项目简介与功能清单：项目是一个全国充电基础设施运营大屏。数据来自公开的充电站数据集，清洗后入 SQLite，Flask 提供 7 个数据接口，前端一个页面用 ECharts 画 5 张图、顶部 6 个指标卡、底部一条站点明细列表；点击中国地图上的省份可以整屏下钻，点“重置下钻”回到全国。主要功能：① 6 个指标卡（充电站总数、快充桩总数、慢充桩总数、覆盖城市数、平均电费、平均服务费）；② 各省充电站数量热力地图；③ 站点规模分布环形图；④ 快充/慢充桩结构玫瑰图；⑤ 城市充电站数量 TOP10；⑥ 充电电费区间分布；⑦ 底部站点明细（每 8 秒抽样刷新）；⑧ 省份下钻联动与一键重置；⑨ 1920×1080 一屏自适应。</w:t>
-      </w:r>
-    </w:p>
-    <w:p>
-      <w:pPr>
-        <w:widowControl/>
-        <w:spacing w:line="360" w:lineRule="auto"/>
-        <w:rPr>
-          <w:rFonts w:hint="eastAsia" w:asciiTheme="minorEastAsia" w:hAnsiTheme="minorEastAsia" w:eastAsiaTheme="minorEastAsia" w:cstheme="minorEastAsia"/>
-          <w:color w:val="222222"/>
-          <w:sz w:val="24"/>
-          <w:szCs w:val="24"/>
-          <w:shd w:val="clear" w:color="auto" w:fill="FFFFFF"/>
-        </w:rPr>
-        <w:ind w:firstLine="420"/>
-      </w:pPr>
-      <w:r>
-        <w:rPr>
-          <w:rFonts w:ascii="Times New Roman" w:hAnsi="Times New Roman" w:eastAsia="宋体"/>
-          <w:sz w:val="21"/>
-          <w:szCs w:val="21"/>
-        </w:rPr>
-        <w:t xml:space="preserve">项目简介与功能清单：项目主题是新能源汽车的运营数据大屏。数据放在 SQLite 里，Flask 提供 7 个数据接口，前端一个页面用 ECharts 画 5 张图、顶部 6 个指标卡、底部一条实时遥测滚屏；点击中国地图上的省份可以整屏下钻，点“重置下钻”回到全国。主要功能：① 6 个指标卡（在网车辆、累计里程、减碳量、平均充电功率、平均车价、覆盖省份）；② 全国省份热力地图；③ 品牌市占率环形图；④ 近 10 个月里程与减碳双折线；⑤ 电池类型玫瑰图；⑥ 充电功率区间直方图；⑦ 底部遥测滚动数据（8 秒轮询）；⑧ 地图下钻联动与一键重置。</w:t>
+        <w:t>项目简介与功能清单：项目是一个全国充电基础设施运营大屏。数据来自公开的充电站数据集，清洗后入 SQLite，Flask 提供 7 个数据接口，前端一个页面用 ECharts 画 5 张图、顶部 6 个指标卡、底部一条站点明细列表；点击中国地图上的省份可以整屏下钻，点“重置下钻”回到全国。主要功能：① 6 个指标卡（充电站总数、快充桩总数、慢充桩总数、覆盖城市数、平均电费、平均服务费）；② 各省充电站数量热力地图；③ 站点规模分布环形图；④ 快充/慢充桩结构玫瑰图；⑤ 城市充电站数量 TOP10；⑥ 充电电费区间分布；⑦ 底部站点明细（每 8 秒抽样刷新）；⑧ 省份下钻联动与一键重置；⑨ 1920×1080 一屏自适应。</w:t>
       </w:r>
     </w:p>
     <w:p>
@@ -1420,6 +1398,21 @@
           </w:tcPr>
           <w:p>
             <w:pPr>
+              <w:spacing w:after="120" w:line="300" w:lineRule="auto"/>
+              <w:jc w:val="left"/>
+            </w:pPr>
+            <w:r>
+              <w:rPr>
+                <w:rFonts w:ascii="微软雅黑" w:hAnsi="微软雅黑"/>
+                <w:b w:val="0"/>
+                <w:color w:val="1E293B"/>
+                <w:sz w:val="18"/>
+              </w:rPr>
+              <w:t>一、数据清洗与入库</w:t>
+            </w:r>
+          </w:p>
+          <w:p>
+            <w:pPr>
               <w:spacing w:after="80" w:line="300" w:lineRule="auto"/>
               <w:jc w:val="left"/>
             </w:pPr>
@@ -1430,7 +1423,7 @@
                 <w:color w:val="475569"/>
                 <w:sz w:val="20"/>
               </w:rPr>
-              <w:t>一、数据清洗与入库</w:t>
+              <w:t>清洗脚本里最麻烦的是价格解析。原始数据里充电费有五种写法，第一版正则只覆盖了一种，导致 80% 的记录解析失败，后来把四种提取方式串起来才解决：</w:t>
             </w:r>
           </w:p>
           <w:p>
@@ -1445,7 +1438,39 @@
                 <w:color w:val="1E293B"/>
                 <w:sz w:val="18"/>
               </w:rPr>
-              <w:t>清洗脚本里最麻烦的是价格解析。原始数据里充电费有五种写法，第一版正则只覆盖了一种，导致 80% 的记录解析失败，后来把四种提取方式串起来才解决：</w:t>
+              <w:t># 节选自 database/clean_dataset.py：分时段价格求平均</w:t>
+              <w:br/>
+              <w:t>def parse_avg_price(text):</w:t>
+              <w:br/>
+              <w:t xml:space="preserve">    s = str(text).replace("充电费：", "").replace("服务费：", "")</w:t>
+              <w:br/>
+              <w:t xml:space="preserve">    s = re.sub(r"\s+", "", s)</w:t>
+              <w:br/>
+              <w:t xml:space="preserve">    if not s or any(w in s for w in EMPTY_PRICE_WORDS):</w:t>
+              <w:br/>
+              <w:t xml:space="preserve">        return None</w:t>
+              <w:br/>
+              <w:t xml:space="preserve">    prices = [float(x) for x in TIME_PRICE_RE.findall(s)]      # 00:00-06:00:0.8200</w:t>
+              <w:br/>
+              <w:t xml:space="preserve">    if not prices:</w:t>
+              <w:br/>
+              <w:t xml:space="preserve">        prices = [float(x) for x in LABEL_PRICE_RE.findall(s)]  # 电价:0.500</w:t>
+              <w:br/>
+              <w:t xml:space="preserve">    if not prices:</w:t>
+              <w:br/>
+              <w:t xml:space="preserve">        pairs = RANGE_PRICE_RE.findall(s)                      # 0.2775-1.0574元/度</w:t>
+              <w:br/>
+              <w:t xml:space="preserve">        prices = [(float(a) + float(b)) / 2 for a, b in pairs]</w:t>
+              <w:br/>
+              <w:t xml:space="preserve">    if not prices:</w:t>
+              <w:br/>
+              <w:t xml:space="preserve">        m = re.match(r"^(\d+(?:\.\d+)?)", s)                    # 1.20</w:t>
+              <w:br/>
+              <w:t xml:space="preserve">        if m:</w:t>
+              <w:br/>
+              <w:t xml:space="preserve">            prices = [float(m.group(1))]</w:t>
+              <w:br/>
+              <w:t xml:space="preserve">    return round(sum(prices) / len(prices), 3) if prices else None</w:t>
             </w:r>
           </w:p>
           <w:p>
@@ -1460,39 +1485,7 @@
                 <w:color w:val="475569"/>
                 <w:sz w:val="20"/>
               </w:rPr>
-              <w:t># 节选自 database/clean_dataset.py：分时段价格求平均</w:t>
-              <w:br/>
-              <w:t>def parse_avg_price(text):</w:t>
-              <w:br/>
-              <w:t xml:space="preserve">    s = str(text).replace("充电费：", "").replace("服务费：", "")</w:t>
-              <w:br/>
-              <w:t xml:space="preserve">    s = re.sub(r"\s+", "", s)</w:t>
-              <w:br/>
-              <w:t xml:space="preserve">    if not s or any(w in s for w in EMPTY_PRICE_WORDS):</w:t>
-              <w:br/>
-              <w:t xml:space="preserve">        return None</w:t>
-              <w:br/>
-              <w:t xml:space="preserve">    prices = [float(x) for x in TIME_PRICE_RE.findall(s)]      # 00:00-06:00:0.8200</w:t>
-              <w:br/>
-              <w:t xml:space="preserve">    if not prices:</w:t>
-              <w:br/>
-              <w:t xml:space="preserve">        prices = [float(x) for x in LABEL_PRICE_RE.findall(s)]  # 电价:0.500</w:t>
-              <w:br/>
-              <w:t xml:space="preserve">    if not prices:</w:t>
-              <w:br/>
-              <w:t xml:space="preserve">        pairs = RANGE_PRICE_RE.findall(s)                      # 0.2775-1.0574元/度</w:t>
-              <w:br/>
-              <w:t xml:space="preserve">        prices = [(float(a) + float(b)) / 2 for a, b in pairs]</w:t>
-              <w:br/>
-              <w:t xml:space="preserve">    if not prices:</w:t>
-              <w:br/>
-              <w:t xml:space="preserve">        m = re.match(r"^(\d+(?:\.\d+)?)", s)                    # 1.20</w:t>
-              <w:br/>
-              <w:t xml:space="preserve">        if m:</w:t>
-              <w:br/>
-              <w:t xml:space="preserve">            prices = [float(m.group(1))]</w:t>
-              <w:br/>
-              <w:t xml:space="preserve">    return round(sum(prices) / len(prices), 3) if prices else None</w:t>
+              <w:t>清洗完用 pandas 写 CSV（utf-8-sig，Excel 打开不乱码），再用 sqlite3 建表入库，整个过程一条命令：python database/clean_dataset.py。</w:t>
             </w:r>
           </w:p>
           <w:p>
@@ -1507,7 +1500,7 @@
                 <w:color w:val="1E293B"/>
                 <w:sz w:val="18"/>
               </w:rPr>
-              <w:t>清洗完用 pandas 写 CSV（utf-8-sig，Excel 打开不乱码），再用 sqlite3 建表入库，整个过程一条命令：python database/clean_dataset.py。</w:t>
+              <w:t>二、接口与 SQL 聚合</w:t>
             </w:r>
           </w:p>
           <w:p>
@@ -1522,7 +1515,7 @@
                 <w:color w:val="475569"/>
                 <w:sz w:val="20"/>
               </w:rPr>
-              <w:t>二、接口与 SQL 聚合</w:t>
+              <w:t>6 个聚合接口都是先取 province 参数，拼出 WHERE 子句和参数列表，然后一条 SQL 用 COUNT/SUM/AVG/GROUP BY/CASE WHEN 算完返回。以指标卡为例：</w:t>
             </w:r>
           </w:p>
           <w:p>
@@ -1537,7 +1530,60 @@
                 <w:color w:val="1E293B"/>
                 <w:sz w:val="18"/>
               </w:rPr>
-              <w:t>6 个聚合接口都是先取 province 参数，拼出 WHERE 子句和参数列表，然后一条 SQL 用 COUNT/SUM/AVG/GROUP BY/CASE WHEN 算完返回。以指标卡为例：</w:t>
+              <w:t># 节选自 app/server.py：顶部 6 个指标</w:t>
+              <w:br/>
+              <w:t>@app.route("/api/kpi")</w:t>
+              <w:br/>
+              <w:t>def get_kpi():</w:t>
+              <w:br/>
+              <w:t xml:space="preserve">    province = request.args.get("province", "").strip()</w:t>
+              <w:br/>
+              <w:t xml:space="preserve">    where, params = province_where(province)</w:t>
+              <w:br/>
+              <w:t xml:space="preserve">    rows = query(f"""</w:t>
+              <w:br/>
+              <w:t xml:space="preserve">        SELECT COUNT(*) AS station_count,</w:t>
+              <w:br/>
+              <w:t xml:space="preserve">               COALESCE(SUM(fast_piles), 0) AS fast_piles,</w:t>
+              <w:br/>
+              <w:t xml:space="preserve">               COALESCE(SUM(slow_piles), 0) AS slow_piles,</w:t>
+              <w:br/>
+              <w:t xml:space="preserve">               COUNT(DISTINCT city) AS city_count,</w:t>
+              <w:br/>
+              <w:t xml:space="preserve">               ROUND(AVG(electricity_price), 3) AS avg_electricity,</w:t>
+              <w:br/>
+              <w:t xml:space="preserve">               ROUND(AVG(service_price), 3) AS avg_service</w:t>
+              <w:br/>
+              <w:t xml:space="preserve">        FROM charging_stations{where}</w:t>
+              <w:br/>
+              <w:t xml:space="preserve">    """, params)</w:t>
+              <w:br/>
+              <w:t xml:space="preserve">    return jsonify({"code": 0, "data": dict(rows[0])})</w:t>
+              <w:br/>
+              <w:t/>
+              <w:br/>
+              <w:t>def province_where(province):</w:t>
+              <w:br/>
+              <w:t xml:space="preserve">    if province:</w:t>
+              <w:br/>
+              <w:t xml:space="preserve">        return " WHERE province = ?", [province]</w:t>
+              <w:br/>
+              <w:t xml:space="preserve">    return "", []</w:t>
+            </w:r>
+          </w:p>
+          <w:p>
+            <w:pPr>
+              <w:spacing w:after="120" w:line="300" w:lineRule="auto"/>
+              <w:jc w:val="left"/>
+            </w:pPr>
+            <w:r>
+              <w:rPr>
+                <w:rFonts w:ascii="微软雅黑" w:hAnsi="微软雅黑"/>
+                <w:b w:val="0"/>
+                <w:color w:val="1E293B"/>
+                <w:sz w:val="18"/>
+              </w:rPr>
+              <w:t>三、地图与下钻联动</w:t>
             </w:r>
           </w:p>
           <w:p>
@@ -1552,45 +1598,77 @@
                 <w:color w:val="475569"/>
                 <w:sz w:val="20"/>
               </w:rPr>
-              <w:t># 节选自 app/server.py：顶部 6 个指标</w:t>
-              <w:br/>
-              <w:t>@app.route("/api/kpi")</w:t>
-              <w:br/>
-              <w:t>def get_kpi():</w:t>
-              <w:br/>
-              <w:t xml:space="preserve">    province = request.args.get("province", "").strip()</w:t>
-              <w:br/>
-              <w:t xml:space="preserve">    where, params = province_where(province)</w:t>
-              <w:br/>
-              <w:t xml:space="preserve">    rows = query(f"""</w:t>
-              <w:br/>
-              <w:t xml:space="preserve">        SELECT COUNT(*) AS station_count,</w:t>
-              <w:br/>
-              <w:t xml:space="preserve">               COALESCE(SUM(fast_piles), 0) AS fast_piles,</w:t>
-              <w:br/>
-              <w:t xml:space="preserve">               COALESCE(SUM(slow_piles), 0) AS slow_piles,</w:t>
-              <w:br/>
-              <w:t xml:space="preserve">               COUNT(DISTINCT city) AS city_count,</w:t>
-              <w:br/>
-              <w:t xml:space="preserve">               ROUND(AVG(electricity_price), 3) AS avg_electricity,</w:t>
-              <w:br/>
-              <w:t xml:space="preserve">               ROUND(AVG(service_price), 3) AS avg_service</w:t>
-              <w:br/>
-              <w:t xml:space="preserve">        FROM charging_stations{where}</w:t>
-              <w:br/>
-              <w:t xml:space="preserve">    """, params)</w:t>
-              <w:br/>
-              <w:t xml:space="preserve">    return jsonify({"code": 0, "data": dict(rows[0])})</w:t>
+              <w:t>地图用本地 china.json，注册成 ECharts 的 map 后，把 /api/map-data 返回的各省站点数当 value 着色。点击省份时调用 setFilterProvince()，它重新请求 5 个接口并覆盖渲染。这里有个细节：ECharts 地图是按 name 匹配行政区的，接口返回的字段是 province，需要在 JS 里补一个 name 映射，否则整张图上不了色。</w:t>
+            </w:r>
+          </w:p>
+          <w:p>
+            <w:pPr>
+              <w:spacing w:after="120" w:line="300" w:lineRule="auto"/>
+              <w:jc w:val="left"/>
+            </w:pPr>
+            <w:r>
+              <w:rPr>
+                <w:rFonts w:ascii="微软雅黑" w:hAnsi="微软雅黑"/>
+                <w:b w:val="0"/>
+                <w:color w:val="1E293B"/>
+                <w:sz w:val="18"/>
+              </w:rPr>
+              <w:t>// 节选自 app/static/js/screen_engine.js</w:t>
+              <w:br/>
+              <w:t>const data = (res.data || []).map(d =&gt; Object.assign({}, d, { name: d.province }));</w:t>
               <w:br/>
               <w:t/>
               <w:br/>
-              <w:t>def province_where(province):</w:t>
-              <w:br/>
-              <w:t xml:space="preserve">    if province:</w:t>
-              <w:br/>
-              <w:t xml:space="preserve">        return " WHERE province = ?", [province]</w:t>
-              <w:br/>
-              <w:t xml:space="preserve">    return "", []</w:t>
+              <w:t>function setFilterProvince(provinceName) {</w:t>
+              <w:br/>
+              <w:t xml:space="preserve">  currentProvince = provinceName || "";</w:t>
+              <w:br/>
+              <w:t xml:space="preserve">  document.getElementById("activeFilterText").innerText = currentProvince || "全国视图";</w:t>
+              <w:br/>
+              <w:t xml:space="preserve">  loadKpi();</w:t>
+              <w:br/>
+              <w:t xml:space="preserve">  initScaleChart();</w:t>
+              <w:br/>
+              <w:t xml:space="preserve">  initPileChart();</w:t>
+              <w:br/>
+              <w:t xml:space="preserve">  initCityChart();</w:t>
+              <w:br/>
+              <w:t xml:space="preserve">  initPriceChart();</w:t>
+              <w:br/>
+              <w:t xml:space="preserve">  loadStationFeed();</w:t>
+              <w:br/>
+              <w:t>}</w:t>
+              <w:br/>
+              <w:t/>
+              <w:br/>
+              <w:t>// 1920×1080 固定画布按窗口等比缩放</w:t>
+              <w:br/>
+              <w:t>function fitScreen() {</w:t>
+              <w:br/>
+              <w:t xml:space="preserve">  const stage = document.getElementById("screen-stage");</w:t>
+              <w:br/>
+              <w:t xml:space="preserve">  const s = Math.min(innerWidth / 1920, innerHeight / 1080);</w:t>
+              <w:br/>
+              <w:t xml:space="preserve">  stage.style.transform =</w:t>
+              <w:br/>
+              <w:t xml:space="preserve">    `translate(${(innerWidth - 1920 * s) / 2}px, ${(innerHeight - 1080 * s) / 2}px) scale(${s})`;</w:t>
+              <w:br/>
+              <w:t>}</w:t>
+            </w:r>
+          </w:p>
+          <w:p>
+            <w:pPr>
+              <w:spacing w:after="120" w:line="300" w:lineRule="auto"/>
+              <w:jc w:val="left"/>
+            </w:pPr>
+            <w:r>
+              <w:rPr>
+                <w:rFonts w:ascii="微软雅黑" w:hAnsi="微软雅黑"/>
+                <w:b w:val="0"/>
+                <w:color w:val="1E293B"/>
+                <w:sz w:val="18"/>
+              </w:rPr>
+              <w:t>四、运行截图</w:t>
             </w:r>
           </w:p>
           <w:p>
@@ -1604,106 +1682,6 @@
                 <w:b w:val="0"/>
                 <w:color w:val="475569"/>
                 <w:sz w:val="20"/>
-              </w:rPr>
-              <w:t>三、地图与下钻联动</w:t>
-            </w:r>
-          </w:p>
-          <w:p>
-            <w:pPr>
-              <w:spacing w:after="120" w:line="300" w:lineRule="auto"/>
-              <w:jc w:val="left"/>
-            </w:pPr>
-            <w:r>
-              <w:rPr>
-                <w:rFonts w:ascii="微软雅黑" w:hAnsi="微软雅黑"/>
-                <w:b w:val="0"/>
-                <w:color w:val="1E293B"/>
-                <w:sz w:val="18"/>
-              </w:rPr>
-              <w:t>地图用本地 china.json，注册成 ECharts 的 map 后，把 /api/map-data 返回的各省站点数当 value 着色。点击省份时调用 setFilterProvince()，它重新请求 5 个接口并覆盖渲染。这里有个细节：ECharts 地图是按 name 匹配行政区的，接口返回的字段是 province，需要在 JS 里补一个 name 映射，否则整张图上不了色。</w:t>
-            </w:r>
-          </w:p>
-          <w:p>
-            <w:pPr>
-              <w:spacing w:after="80" w:line="300" w:lineRule="auto"/>
-              <w:jc w:val="left"/>
-            </w:pPr>
-            <w:r>
-              <w:rPr>
-                <w:rFonts w:ascii="微软雅黑" w:hAnsi="微软雅黑"/>
-                <w:b w:val="0"/>
-                <w:color w:val="475569"/>
-                <w:sz w:val="20"/>
-              </w:rPr>
-              <w:t>// 节选自 app/static/js/screen_engine.js</w:t>
-              <w:br/>
-              <w:t>const data = (res.data || []).map(d =&gt; Object.assign({}, d, { name: d.province }));</w:t>
-              <w:br/>
-              <w:t/>
-              <w:br/>
-              <w:t>function setFilterProvince(provinceName) {</w:t>
-              <w:br/>
-              <w:t xml:space="preserve">  currentProvince = provinceName || "";</w:t>
-              <w:br/>
-              <w:t xml:space="preserve">  document.getElementById("activeFilterText").innerText = currentProvince || "全国视图";</w:t>
-              <w:br/>
-              <w:t xml:space="preserve">  loadKpi();</w:t>
-              <w:br/>
-              <w:t xml:space="preserve">  initScaleChart();</w:t>
-              <w:br/>
-              <w:t xml:space="preserve">  initPileChart();</w:t>
-              <w:br/>
-              <w:t xml:space="preserve">  initCityChart();</w:t>
-              <w:br/>
-              <w:t xml:space="preserve">  initPriceChart();</w:t>
-              <w:br/>
-              <w:t xml:space="preserve">  loadStationFeed();</w:t>
-              <w:br/>
-              <w:t>}</w:t>
-              <w:br/>
-              <w:t/>
-              <w:br/>
-              <w:t>// 1920×1080 固定画布按窗口等比缩放</w:t>
-              <w:br/>
-              <w:t>function fitScreen() {</w:t>
-              <w:br/>
-              <w:t xml:space="preserve">  const stage = document.getElementById("screen-stage");</w:t>
-              <w:br/>
-              <w:t xml:space="preserve">  const s = Math.min(innerWidth / 1920, innerHeight / 1080);</w:t>
-              <w:br/>
-              <w:t xml:space="preserve">  stage.style.transform =</w:t>
-              <w:br/>
-              <w:t xml:space="preserve">    `translate(${(innerWidth - 1920 * s) / 2}px, ${(innerHeight - 1080 * s) / 2}px) scale(${s})`;</w:t>
-              <w:br/>
-              <w:t>}</w:t>
-            </w:r>
-          </w:p>
-          <w:p>
-            <w:pPr>
-              <w:spacing w:after="80" w:line="300" w:lineRule="auto"/>
-              <w:jc w:val="left"/>
-            </w:pPr>
-            <w:r>
-              <w:rPr>
-                <w:rFonts w:ascii="微软雅黑" w:hAnsi="微软雅黑"/>
-                <w:b w:val="0"/>
-                <w:color w:val="475569"/>
-                <w:sz w:val="20"/>
-              </w:rPr>
-              <w:t>四、运行截图</w:t>
-            </w:r>
-          </w:p>
-          <w:p>
-            <w:pPr>
-              <w:spacing w:after="120" w:line="300" w:lineRule="auto"/>
-              <w:jc w:val="left"/>
-            </w:pPr>
-            <w:r>
-              <w:rPr>
-                <w:rFonts w:ascii="微软雅黑" w:hAnsi="微软雅黑"/>
-                <w:b w:val="0"/>
-                <w:color w:val="1E293B"/>
-                <w:sz w:val="18"/>
               </w:rPr>
               <w:t>图1 是全国默认视图：33,652 座充电站、309,180 个快充桩、36,440 个慢充桩，覆盖 633 个城市；图2 是点击广东省之后的下钻视图，指标卡变成 3,503 座站、38,483 个快充桩、2,950 个慢充桩，城市 TOP10 只剩广东的城市。两张图都是 Selenium 无头 Chrome 在 1920×1080 视口下截的。</w:t>
             </w:r>
@@ -1724,7 +1702,7 @@
                     <a:graphicData uri="http://schemas.openxmlformats.org/drawingml/2006/picture">
                       <pic:pic>
                         <pic:nvPicPr>
-                          <pic:cNvPr id="0" name="01_dashboard_full_view.png"/>
+                          <pic:cNvPr id="0" name="image.png"/>
                           <pic:cNvPicPr/>
                         </pic:nvPicPr>
                         <pic:blipFill>
@@ -1749,15 +1727,15 @@
           </w:p>
           <w:p>
             <w:pPr>
-              <w:spacing w:after="60" w:line="300" w:lineRule="auto"/>
-              <w:jc w:val="left"/>
-            </w:pPr>
-            <w:r>
-              <w:rPr>
-                <w:rFonts w:ascii="微软雅黑" w:hAnsi="微软雅黑"/>
-                <w:b/>
+              <w:spacing w:after="120" w:line="300" w:lineRule="auto"/>
+              <w:jc w:val="left"/>
+            </w:pPr>
+            <w:r>
+              <w:rPr>
+                <w:rFonts w:ascii="微软雅黑" w:hAnsi="微软雅黑"/>
+                <w:b w:val="0"/>
                 <w:color w:val="1E293B"/>
-                <w:sz w:val="22"/>
+                <w:sz w:val="18"/>
               </w:rPr>
               <w:t>图1 全国默认视图：6 个指标卡 + 5 张图表 + 底部站点明细</w:t>
             </w:r>
@@ -1778,7 +1756,7 @@
                     <a:graphicData uri="http://schemas.openxmlformats.org/drawingml/2006/picture">
                       <pic:pic>
                         <pic:nvPicPr>
-                          <pic:cNvPr id="0" name="02_dashboard_drilldown_view.png"/>
+                          <pic:cNvPr id="0" name="image.png"/>
                           <pic:cNvPicPr/>
                         </pic:nvPicPr>
                         <pic:blipFill>
@@ -1803,15 +1781,15 @@
           </w:p>
           <w:p>
             <w:pPr>
-              <w:spacing w:after="60" w:line="300" w:lineRule="auto"/>
-              <w:jc w:val="left"/>
-            </w:pPr>
-            <w:r>
-              <w:rPr>
-                <w:rFonts w:ascii="微软雅黑" w:hAnsi="微软雅黑"/>
-                <w:b/>
+              <w:spacing w:after="120" w:line="300" w:lineRule="auto"/>
+              <w:jc w:val="left"/>
+            </w:pPr>
+            <w:r>
+              <w:rPr>
+                <w:rFonts w:ascii="微软雅黑" w:hAnsi="微软雅黑"/>
+                <w:b w:val="0"/>
                 <w:color w:val="1E293B"/>
-                <w:sz w:val="22"/>
+                <w:sz w:val="18"/>
               </w:rPr>
               <w:t>图2 广东省下钻视图：指标卡与 4 个图表同步切换，右上角出现重置入口</w:t>
             </w:r>

--- a/docs/课程设计报告.docx
+++ b/docs/课程设计报告.docx
@@ -319,7 +319,7 @@
           <w:szCs w:val="28"/>
           <w:u w:val="single"/>
         </w:rPr>
-        <w:t xml:space="preserve">                     </w:t>
+        <w:t>华蔚</w:t>
       </w:r>
     </w:p>
     <w:p>
@@ -347,7 +347,7 @@
           <w:szCs w:val="28"/>
           <w:u w:val="single"/>
         </w:rPr>
-        <w:t xml:space="preserve">                     </w:t>
+        <w:t>2520148245</w:t>
       </w:r>
     </w:p>
     <w:p>
@@ -404,7 +404,7 @@
           <w:szCs w:val="28"/>
           <w:u w:val="single"/>
         </w:rPr>
-        <w:t xml:space="preserve">                      </w:t>
+        <w:t>2026-10-29</w:t>
       </w:r>
     </w:p>
     <w:p>
@@ -2128,7 +2128,7 @@
           <w:b w:val="0"/>
           <w:color w:val="000000"/>
         </w:rPr>
-        <w:t>代码仓库链接（GitHub 或 Gitee，私有仓库需开放访问权限）：https://github.com/你的用户名/sk3017-screen-analytics（提交前替换为真实地址，并确认仓库可被老师访问）</w:t>
+        <w:t>代码仓库链接（GitHub 或 Gitee，私有仓库需开放访问权限）：https://github.com/airudike-gif/sk3017-screen-analytics</w:t>
       </w:r>
     </w:p>
     <w:p>
